--- a/vizsga windows.docx
+++ b/vizsga windows.docx
@@ -82,7 +82,7 @@
           <w:noProof/>
         </w:rPr>
         <w:drawing>
-          <wp:inline distT="0" distB="0" distL="0" distR="0" wp14:anchorId="2BEA405C" wp14:editId="3C76A62F">
+          <wp:inline distT="0" distB="0" distL="0" distR="0" wp14:anchorId="2BEA405C" wp14:editId="3549C2A5">
             <wp:extent cx="4692015" cy="2704943"/>
             <wp:effectExtent l="0" t="0" r="0" b="635"/>
             <wp:docPr id="146492902" name="Kép 2" descr="Windows Server 2016’da DHCP Server Kurulumu ve Detaylı Yapılandırma Ayarları"/>
@@ -200,50 +200,16 @@
       <w:pPr>
         <w:ind w:left="720"/>
       </w:pPr>
-      <w:proofErr w:type="spellStart"/>
       <w:r>
-        <w:t>Next</w:t>
+        <w:t xml:space="preserve">Next </w:t>
       </w:r>
-      <w:proofErr w:type="spellEnd"/>
+    </w:p>
+    <w:p>
+      <w:pPr>
+        <w:ind w:left="720"/>
+      </w:pPr>
       <w:r>
-        <w:t xml:space="preserve"> </w:t>
-      </w:r>
-    </w:p>
-    <w:p>
-      <w:pPr>
-        <w:ind w:left="720"/>
-      </w:pPr>
-      <w:proofErr w:type="spellStart"/>
-      <w:r>
-        <w:t>Role-based</w:t>
-      </w:r>
-      <w:proofErr w:type="spellEnd"/>
-      <w:r>
-        <w:t xml:space="preserve"> </w:t>
-      </w:r>
-      <w:proofErr w:type="spellStart"/>
-      <w:r>
-        <w:t>or</w:t>
-      </w:r>
-      <w:proofErr w:type="spellEnd"/>
-      <w:r>
-        <w:t xml:space="preserve"> </w:t>
-      </w:r>
-      <w:proofErr w:type="spellStart"/>
-      <w:r>
-        <w:t>feature-based</w:t>
-      </w:r>
-      <w:proofErr w:type="spellEnd"/>
-      <w:r>
-        <w:t xml:space="preserve"> </w:t>
-      </w:r>
-      <w:proofErr w:type="spellStart"/>
-      <w:r>
-        <w:t>installation</w:t>
-      </w:r>
-      <w:proofErr w:type="spellEnd"/>
-      <w:r>
-        <w:t xml:space="preserve"> </w:t>
+        <w:t xml:space="preserve">Role-based or feature-based installation </w:t>
       </w:r>
     </w:p>
     <w:p>
@@ -277,39 +243,15 @@
         <w:ind w:left="720"/>
       </w:pPr>
       <w:r>
-        <w:t xml:space="preserve">Add </w:t>
+        <w:t xml:space="preserve">Add Features </w:t>
       </w:r>
-      <w:proofErr w:type="spellStart"/>
+    </w:p>
+    <w:p>
+      <w:pPr>
+        <w:ind w:left="720"/>
+      </w:pPr>
       <w:r>
-        <w:t>Features</w:t>
-      </w:r>
-      <w:proofErr w:type="spellEnd"/>
-      <w:r>
-        <w:t xml:space="preserve"> </w:t>
-      </w:r>
-    </w:p>
-    <w:p>
-      <w:pPr>
-        <w:ind w:left="720"/>
-      </w:pPr>
-      <w:r>
-        <w:t xml:space="preserve"> </w:t>
-      </w:r>
-      <w:proofErr w:type="spellStart"/>
-      <w:r>
-        <w:t>Next</w:t>
-      </w:r>
-      <w:proofErr w:type="spellEnd"/>
-      <w:r>
-        <w:t xml:space="preserve"> → </w:t>
-      </w:r>
-      <w:proofErr w:type="spellStart"/>
-      <w:r>
-        <w:t>Install</w:t>
-      </w:r>
-      <w:proofErr w:type="spellEnd"/>
-      <w:r>
-        <w:t xml:space="preserve"> </w:t>
+        <w:t xml:space="preserve"> Next → Install </w:t>
       </w:r>
     </w:p>
     <w:p>
@@ -323,31 +265,13 @@
       <w:r>
         <w:t xml:space="preserve"> A végén kattints: </w:t>
       </w:r>
-      <w:proofErr w:type="spellStart"/>
       <w:r>
         <w:rPr>
           <w:b/>
           <w:bCs/>
         </w:rPr>
-        <w:t>Complete</w:t>
+        <w:t>Complete DHCP configuration</w:t>
       </w:r>
-      <w:proofErr w:type="spellEnd"/>
-      <w:r>
-        <w:rPr>
-          <w:b/>
-          <w:bCs/>
-        </w:rPr>
-        <w:t xml:space="preserve"> DHCP </w:t>
-      </w:r>
-      <w:proofErr w:type="spellStart"/>
-      <w:r>
-        <w:rPr>
-          <w:b/>
-          <w:bCs/>
-        </w:rPr>
-        <w:t>configuration</w:t>
-      </w:r>
-      <w:proofErr w:type="spellEnd"/>
     </w:p>
     <w:p>
       <w:pPr>
@@ -371,23 +295,7 @@
           <w:sz w:val="40"/>
           <w:szCs w:val="40"/>
         </w:rPr>
-        <w:t xml:space="preserve">Új IPv4 </w:t>
-      </w:r>
-      <w:proofErr w:type="spellStart"/>
-      <w:r>
-        <w:rPr>
-          <w:sz w:val="40"/>
-          <w:szCs w:val="40"/>
-        </w:rPr>
-        <w:t>Scope</w:t>
-      </w:r>
-      <w:proofErr w:type="spellEnd"/>
-      <w:r>
-        <w:rPr>
-          <w:sz w:val="40"/>
-          <w:szCs w:val="40"/>
-        </w:rPr>
-        <w:t xml:space="preserve"> létrehozása</w:t>
+        <w:t>Új IPv4 Scope létrehozása</w:t>
       </w:r>
     </w:p>
     <w:p>
@@ -985,6 +893,7 @@
       </w:pPr>
       <w:r>
         <w:rPr>
+          <w:noProof/>
           <w:sz w:val="40"/>
           <w:szCs w:val="40"/>
         </w:rPr>
@@ -1024,6 +933,33 @@
           </wp:inline>
         </w:drawing>
       </w:r>
+    </w:p>
+    <w:p>
+      <w:pPr>
+        <w:ind w:left="360"/>
+        <w:rPr>
+          <w:sz w:val="40"/>
+          <w:szCs w:val="40"/>
+        </w:rPr>
+      </w:pPr>
+    </w:p>
+    <w:p>
+      <w:pPr>
+        <w:ind w:left="360"/>
+        <w:rPr>
+          <w:sz w:val="40"/>
+          <w:szCs w:val="40"/>
+        </w:rPr>
+      </w:pPr>
+    </w:p>
+    <w:p>
+      <w:pPr>
+        <w:ind w:left="360"/>
+        <w:rPr>
+          <w:sz w:val="40"/>
+          <w:szCs w:val="40"/>
+        </w:rPr>
+      </w:pPr>
     </w:p>
     <w:p>
       <w:pPr>
@@ -1095,6 +1031,193 @@
           <w:szCs w:val="40"/>
         </w:rPr>
       </w:pPr>
+    </w:p>
+    <w:p>
+      <w:pPr>
+        <w:ind w:left="360"/>
+        <w:rPr>
+          <w:sz w:val="40"/>
+          <w:szCs w:val="40"/>
+        </w:rPr>
+      </w:pPr>
+      <w:r>
+        <w:rPr>
+          <w:sz w:val="40"/>
+          <w:szCs w:val="40"/>
+        </w:rPr>
+        <w:drawing>
+          <wp:inline distT="0" distB="0" distL="0" distR="0" wp14:anchorId="128EE965" wp14:editId="43A0AF33">
+            <wp:extent cx="5760720" cy="3690620"/>
+            <wp:effectExtent l="0" t="0" r="0" b="5080"/>
+            <wp:docPr id="1850949289" name="Kép 1"/>
+            <wp:cNvGraphicFramePr>
+              <a:graphicFrameLocks xmlns:a="http://schemas.openxmlformats.org/drawingml/2006/main" noChangeAspect="1"/>
+            </wp:cNvGraphicFramePr>
+            <a:graphic xmlns:a="http://schemas.openxmlformats.org/drawingml/2006/main">
+              <a:graphicData uri="http://schemas.openxmlformats.org/drawingml/2006/picture">
+                <pic:pic xmlns:pic="http://schemas.openxmlformats.org/drawingml/2006/picture">
+                  <pic:nvPicPr>
+                    <pic:cNvPr id="1850949289" name=""/>
+                    <pic:cNvPicPr/>
+                  </pic:nvPicPr>
+                  <pic:blipFill>
+                    <a:blip r:embed="rId20"/>
+                    <a:stretch>
+                      <a:fillRect/>
+                    </a:stretch>
+                  </pic:blipFill>
+                  <pic:spPr>
+                    <a:xfrm>
+                      <a:off x="0" y="0"/>
+                      <a:ext cx="5760720" cy="3690620"/>
+                    </a:xfrm>
+                    <a:prstGeom prst="rect">
+                      <a:avLst/>
+                    </a:prstGeom>
+                  </pic:spPr>
+                </pic:pic>
+              </a:graphicData>
+            </a:graphic>
+          </wp:inline>
+        </w:drawing>
+      </w:r>
+    </w:p>
+    <w:p>
+      <w:pPr>
+        <w:ind w:left="360"/>
+        <w:rPr>
+          <w:sz w:val="40"/>
+          <w:szCs w:val="40"/>
+        </w:rPr>
+      </w:pPr>
+    </w:p>
+    <w:p>
+      <w:pPr>
+        <w:ind w:left="360"/>
+        <w:rPr>
+          <w:sz w:val="40"/>
+          <w:szCs w:val="40"/>
+        </w:rPr>
+      </w:pPr>
+    </w:p>
+    <w:p>
+      <w:pPr>
+        <w:ind w:left="360"/>
+        <w:rPr>
+          <w:sz w:val="40"/>
+          <w:szCs w:val="40"/>
+        </w:rPr>
+      </w:pPr>
+    </w:p>
+    <w:p>
+      <w:pPr>
+        <w:ind w:left="360"/>
+        <w:rPr>
+          <w:sz w:val="40"/>
+          <w:szCs w:val="40"/>
+        </w:rPr>
+      </w:pPr>
+      <w:r>
+        <w:rPr>
+          <w:sz w:val="40"/>
+          <w:szCs w:val="40"/>
+        </w:rPr>
+        <w:lastRenderedPageBreak/>
+        <w:drawing>
+          <wp:inline distT="0" distB="0" distL="0" distR="0" wp14:anchorId="58B4FF2F" wp14:editId="0804B986">
+            <wp:extent cx="5760720" cy="2316480"/>
+            <wp:effectExtent l="0" t="0" r="0" b="7620"/>
+            <wp:docPr id="166711577" name="Kép 1"/>
+            <wp:cNvGraphicFramePr>
+              <a:graphicFrameLocks xmlns:a="http://schemas.openxmlformats.org/drawingml/2006/main" noChangeAspect="1"/>
+            </wp:cNvGraphicFramePr>
+            <a:graphic xmlns:a="http://schemas.openxmlformats.org/drawingml/2006/main">
+              <a:graphicData uri="http://schemas.openxmlformats.org/drawingml/2006/picture">
+                <pic:pic xmlns:pic="http://schemas.openxmlformats.org/drawingml/2006/picture">
+                  <pic:nvPicPr>
+                    <pic:cNvPr id="166711577" name=""/>
+                    <pic:cNvPicPr/>
+                  </pic:nvPicPr>
+                  <pic:blipFill>
+                    <a:blip r:embed="rId21"/>
+                    <a:stretch>
+                      <a:fillRect/>
+                    </a:stretch>
+                  </pic:blipFill>
+                  <pic:spPr>
+                    <a:xfrm>
+                      <a:off x="0" y="0"/>
+                      <a:ext cx="5760720" cy="2316480"/>
+                    </a:xfrm>
+                    <a:prstGeom prst="rect">
+                      <a:avLst/>
+                    </a:prstGeom>
+                  </pic:spPr>
+                </pic:pic>
+              </a:graphicData>
+            </a:graphic>
+          </wp:inline>
+        </w:drawing>
+      </w:r>
+    </w:p>
+    <w:p>
+      <w:pPr>
+        <w:ind w:left="360"/>
+        <w:rPr>
+          <w:sz w:val="40"/>
+          <w:szCs w:val="40"/>
+        </w:rPr>
+      </w:pPr>
+    </w:p>
+    <w:p>
+      <w:pPr>
+        <w:ind w:left="360"/>
+        <w:rPr>
+          <w:sz w:val="40"/>
+          <w:szCs w:val="40"/>
+        </w:rPr>
+      </w:pPr>
+      <w:r>
+        <w:rPr>
+          <w:sz w:val="40"/>
+          <w:szCs w:val="40"/>
+        </w:rPr>
+        <w:drawing>
+          <wp:inline distT="0" distB="0" distL="0" distR="0" wp14:anchorId="2AC6FDE3" wp14:editId="1B896A62">
+            <wp:extent cx="5760720" cy="3789680"/>
+            <wp:effectExtent l="0" t="0" r="0" b="1270"/>
+            <wp:docPr id="1690056937" name="Kép 1"/>
+            <wp:cNvGraphicFramePr>
+              <a:graphicFrameLocks xmlns:a="http://schemas.openxmlformats.org/drawingml/2006/main" noChangeAspect="1"/>
+            </wp:cNvGraphicFramePr>
+            <a:graphic xmlns:a="http://schemas.openxmlformats.org/drawingml/2006/main">
+              <a:graphicData uri="http://schemas.openxmlformats.org/drawingml/2006/picture">
+                <pic:pic xmlns:pic="http://schemas.openxmlformats.org/drawingml/2006/picture">
+                  <pic:nvPicPr>
+                    <pic:cNvPr id="1690056937" name=""/>
+                    <pic:cNvPicPr/>
+                  </pic:nvPicPr>
+                  <pic:blipFill>
+                    <a:blip r:embed="rId22"/>
+                    <a:stretch>
+                      <a:fillRect/>
+                    </a:stretch>
+                  </pic:blipFill>
+                  <pic:spPr>
+                    <a:xfrm>
+                      <a:off x="0" y="0"/>
+                      <a:ext cx="5760720" cy="3789680"/>
+                    </a:xfrm>
+                    <a:prstGeom prst="rect">
+                      <a:avLst/>
+                    </a:prstGeom>
+                  </pic:spPr>
+                </pic:pic>
+              </a:graphicData>
+            </a:graphic>
+          </wp:inline>
+        </w:drawing>
+      </w:r>
     </w:p>
     <w:sectPr>
       <w:pgSz w:w="11906" w:h="16838"/>
@@ -2418,6 +2541,7 @@
   <w:style w:type="character" w:default="1" w:styleId="Bekezdsalapbettpusa">
     <w:name w:val="Default Paragraph Font"/>
     <w:uiPriority w:val="1"/>
+    <w:semiHidden/>
     <w:unhideWhenUsed/>
   </w:style>
   <w:style w:type="table" w:default="1" w:styleId="Normltblzat">
